--- a/CHUYENDE/Chuyên đề 3 Kiến trúc.docx
+++ b/CHUYENDE/Chuyên đề 3 Kiến trúc.docx
@@ -918,7 +918,7 @@
               <w:rPr>
                 <w:rFonts w:ascii="Times New Roman" w:hAnsi="Times New Roman" w:cs="Times New Roman"/>
               </w:rPr>
-              <w:t>ưu/nhược điểm, trường hợp sử dụng; đồng thời tổng hợp và rà soát nội dung báo cáo.</w:t>
+              <w:t>đồng thời tổng hợp và rà soát nội dung báo cáo.</w:t>
             </w:r>
           </w:p>
         </w:tc>
